--- a/sablony/BARVA dlouhy popis.docx
+++ b/sablony/BARVA dlouhy popis.docx
@@ -1981,7 +1981,20 @@
           <w:rtl w:val="0"/>
           <w:lang w:val="en-US"/>
         </w:rPr>
-        <w:t>&lt;img src="{obrazek}" alt="{nazev_produktu}" width="250" height="auto" /&gt;</w:t>
+        <w:t>&lt;img src="{</w:t>
+      </w:r>
+      <w:r>
+        <w:rPr>
+          <w:rtl w:val="0"/>
+        </w:rPr>
+        <w:t>img1_src</w:t>
+      </w:r>
+      <w:r>
+        <w:rPr>
+          <w:rtl w:val="0"/>
+          <w:lang w:val="en-US"/>
+        </w:rPr>
+        <w:t>}" alt="{nazev_produktu}" width="250" height="auto" /&gt;</w:t>
       </w:r>
     </w:p>
     <w:p>
@@ -2961,63 +2974,21 @@
           <w:rtl w:val="0"/>
           <w:lang w:val="en-US"/>
         </w:rPr>
-        <w:t>&lt;td&gt;{doporu</w:t>
-      </w:r>
-      <w:r>
-        <w:rPr>
-          <w:rtl w:val="0"/>
-          <w:lang w:val="en-US"/>
-        </w:rPr>
-        <w:t>c</w:t>
-      </w:r>
-      <w:r>
-        <w:rPr>
-          <w:rtl w:val="0"/>
-          <w:lang w:val="en-US"/>
-        </w:rPr>
-        <w:t>en</w:t>
-      </w:r>
-      <w:r>
-        <w:rPr>
-          <w:rtl w:val="0"/>
-          <w:lang w:val="en-US"/>
-        </w:rPr>
-        <w:t>e</w:t>
+        <w:t>&lt;td&gt;{doporucene</w:t>
       </w:r>
       <w:r>
         <w:rPr>
           <w:rtl w:val="0"/>
           <w:lang w:val="fr-FR"/>
         </w:rPr>
-        <w:t>_pou</w:t>
-      </w:r>
-      <w:r>
-        <w:rPr>
-          <w:rtl w:val="0"/>
-          <w:lang w:val="fr-FR"/>
-        </w:rPr>
-        <w:t>z</w:t>
-      </w:r>
-      <w:r>
-        <w:rPr>
-          <w:rtl w:val="0"/>
-          <w:lang w:val="en-US"/>
-        </w:rPr>
-        <w:t>it</w:t>
-      </w:r>
-      <w:r>
-        <w:rPr>
-          <w:rtl w:val="0"/>
-          <w:lang w:val="en-US"/>
-        </w:rPr>
-        <w:t>i</w:t>
-      </w:r>
-      <w:r>
-        <w:rPr>
-          <w:rtl w:val="0"/>
-          <w:lang w:val="en-US"/>
-        </w:rPr>
-        <w:t>_tabulka}&lt;/td&gt;</w:t>
+        <w:t>_pouz</w:t>
+      </w:r>
+      <w:r>
+        <w:rPr>
+          <w:rtl w:val="0"/>
+          <w:lang w:val="en-US"/>
+        </w:rPr>
+        <w:t>iti_tabulka}&lt;/td&gt;</w:t>
       </w:r>
     </w:p>
     <w:p>

--- a/sablony/BARVA dlouhy popis.docx
+++ b/sablony/BARVA dlouhy popis.docx
@@ -1923,6 +1923,9 @@
     <w:p>
       <w:pPr>
         <w:pStyle w:val="Text A"/>
+        <w:rPr>
+          <w:lang w:val="en-US"/>
+        </w:rPr>
       </w:pPr>
       <w:r>
         <w:rPr>
@@ -1957,7 +1960,61 @@
           <w:rtl w:val="0"/>
           <w:lang w:val="en-US"/>
         </w:rPr>
-        <w:t>ziti}&lt;/em&gt;. {hlavni_vlastnosti}.&lt;/p&gt;</w:t>
+        <w:t xml:space="preserve">ziti}&lt;/em&gt;. </w:t>
+      </w:r>
+      <w:r>
+        <w:rPr>
+          <w:rtl w:val="0"/>
+          <w:lang w:val="en-US"/>
+        </w:rPr>
+        <w:t>&lt;em&gt;</w:t>
+      </w:r>
+      <w:r>
+        <w:rPr>
+          <w:rtl w:val="0"/>
+          <w:lang w:val="en-US"/>
+        </w:rPr>
+        <w:t>{hlavni_vlastnosti}.</w:t>
+      </w:r>
+      <w:r>
+        <w:rPr>
+          <w:rtl w:val="0"/>
+          <w:lang w:val="en-US"/>
+        </w:rPr>
+        <w:t>&lt;/em&gt;</w:t>
+      </w:r>
+    </w:p>
+    <w:p>
+      <w:pPr>
+        <w:pStyle w:val="Text A"/>
+      </w:pPr>
+      <w:r>
+        <w:rPr>
+          <w:rtl w:val="0"/>
+          <w:lang w:val="en-US"/>
+        </w:rPr>
+        <w:t>&lt;em&gt;</w:t>
+      </w:r>
+      <w:r>
+        <w:rPr>
+          <w:rtl w:val="0"/>
+          <w:lang w:val="en-US"/>
+        </w:rPr>
+        <w:t>{</w:t>
+      </w:r>
+      <w:r>
+        <w:rPr>
+          <w:rtl w:val="0"/>
+          <w:lang w:val="en-US"/>
+        </w:rPr>
+        <w:t>konkretni_aplikace}.</w:t>
+      </w:r>
+      <w:r>
+        <w:rPr>
+          <w:rtl w:val="0"/>
+          <w:lang w:val="en-US"/>
+        </w:rPr>
+        <w:t>&lt;/em&gt;&lt;/p&gt;</w:t>
       </w:r>
     </w:p>
     <w:p>
@@ -1981,20 +2038,7 @@
           <w:rtl w:val="0"/>
           <w:lang w:val="en-US"/>
         </w:rPr>
-        <w:t>&lt;img src="{</w:t>
-      </w:r>
-      <w:r>
-        <w:rPr>
-          <w:rtl w:val="0"/>
-        </w:rPr>
-        <w:t>img1_src</w:t>
-      </w:r>
-      <w:r>
-        <w:rPr>
-          <w:rtl w:val="0"/>
-          <w:lang w:val="en-US"/>
-        </w:rPr>
-        <w:t>}" alt="{nazev_produktu}" width="250" height="auto" /&gt;</w:t>
+        <w:t>&lt;img src="{img1_src}" alt="{nazev_produktu}" width="250" height="auto" /&gt;</w:t>
       </w:r>
     </w:p>
     <w:p>
